--- a/erp complete documentation/QMIS-ERP-Role-Module-Status.review.docx
+++ b/erp complete documentation/QMIS-ERP-Role-Module-Status.review.docx
@@ -15,13 +15,7 @@
       <w:r>
         <w:t>Queen Mira International School ERP</w:t>
         <w:br/>
-        <w:t>Generated: 2026-10-12. Review copy refreshed 2026-10-17 — Phase 3 Ops + Audit + Biometric closed.</w:t>
-        <w:br/>
-        <w:t>TOTAL 480 Completed / 0 Partial / 0 Not Completed / 0 Gap of 480.</w:t>
-        <w:br/>
-        <w:t>Source: sidebarLinks.js. Ops/Audit SoT: /api/v1/ops + /api/v1/campus-audit (Alembic 0014). ProTrack365: /api/v1/protrack (set PROTRACK_* in backend/.env).</w:t>
-        <w:br/>
-        <w:t>This file lives in reports/ — open QMIS-ERP-Role-Module-Status.480-complete.17oct.docx</w:t>
+        <w:t>Generated: 2026-10-12. Review copy revised 2026-10-18 evening: Account Head live-chrome wiring (financeLiveViews) + Import enrolled students / Bootstrap test path documented in Notes.</w:t>
       </w:r>
     </w:p>
     <w:p>
@@ -14671,7 +14665,7 @@
           </w:tcPr>
           <w:p>
             <w:r>
-              <w:t>16 Oct 2026: KPIs from finance snapshot only (no seed mix). Browser: Today Collection live after collect.</w:t>
+              <w:t>Code 18 Oct 2026 evening: Account Head chrome wired to campus finance snapshot (financeLiveViews.js + FinanceContext.importEnrolledStudentsToFinance). Fees Quick Stats no longer hardcoded 2023-24/₹1.28Cr; Dashboard collection split + approval pie from receipts/approvals; Collections overview/timeline/cash-flow from transactions; Settings Import enrolled students unlocks Bootstrap. How to test (Account Head, Finance API on): 1) Login as Account Head. 2) Settings → Import enrolled students (needs Admin/PRM enrolled students via GET /students). 3) Settings → Bootstrap campus fee ledger (creates UNPAID installments; button disabled until finance students &gt; 0). 4) Fees Management → Fee Structure shows live quick stats + structure table from snapshot (empty until bootstrap/define). 5) Fee Collection → search student → collect payment → receipt lands on Dashboard/Collections. 6) Collections Overview/Timeline/Cash-flow use posted snapshot transactions (no 2023-24 demo series). 7) Approvals Pending cards use finance.approvals. 8) Transport Maintenance/Compliance are honest empty in API mode (not seed). Reload snapshot anytime from Settings.</w:t>
             </w:r>
           </w:p>
         </w:tc>
@@ -14709,7 +14703,7 @@
           </w:tcPr>
           <w:p>
             <w:r>
-              <w:t>16 Oct 2026: fee ledger bootstrap + collect-payment → receipt; 17 students / 20 installments demo path verified.</w:t>
+              <w:t>Code 18 Oct 2026 evening: Account Head chrome wired to campus finance snapshot (financeLiveViews.js + FinanceContext.importEnrolledStudentsToFinance). Fees Quick Stats no longer hardcoded 2023-24/₹1.28Cr; Dashboard collection split + approval pie from receipts/approvals; Collections overview/timeline/cash-flow from transactions; Settings Import enrolled students unlocks Bootstrap. How to test (Account Head, Finance API on): 1) Login as Account Head. 2) Settings → Import enrolled students (needs Admin/PRM enrolled students via GET /students). 3) Settings → Bootstrap campus fee ledger (creates UNPAID installments; button disabled until finance students &gt; 0). 4) Fees Management → Fee Structure shows live quick stats + structure table from snapshot (empty until bootstrap/define). 5) Fee Collection → search student → collect payment → receipt lands on Dashboard/Collections. 6) Collections Overview/Timeline/Cash-flow use posted snapshot transactions (no 2023-24 demo series). 7) Approvals Pending cards use finance.approvals. 8) Transport Maintenance/Compliance are honest empty in API mode (not seed). Reload snapshot anytime from Settings.</w:t>
             </w:r>
           </w:p>
         </w:tc>
@@ -14747,7 +14741,7 @@
           </w:tcPr>
           <w:p>
             <w:r>
-              <w:t>16 Oct evening: Money In/Out from finance snapshot only when API on (no seed register merge). Timeline/charts still illustrative.</w:t>
+              <w:t>Code 18 Oct 2026 evening: Account Head chrome wired to campus finance snapshot (financeLiveViews.js + FinanceContext.importEnrolledStudentsToFinance). Fees Quick Stats no longer hardcoded 2023-24/₹1.28Cr; Dashboard collection split + approval pie from receipts/approvals; Collections overview/timeline/cash-flow from transactions; Settings Import enrolled students unlocks Bootstrap. How to test (Account Head, Finance API on): 1) Login as Account Head. 2) Settings → Import enrolled students (needs Admin/PRM enrolled students via GET /students). 3) Settings → Bootstrap campus fee ledger (creates UNPAID installments; button disabled until finance students &gt; 0). 4) Fees Management → Fee Structure shows live quick stats + structure table from snapshot (empty until bootstrap/define). 5) Fee Collection → search student → collect payment → receipt lands on Dashboard/Collections. 6) Collections Overview/Timeline/Cash-flow use posted snapshot transactions (no 2023-24 demo series). 7) Approvals Pending cards use finance.approvals. 8) Transport Maintenance/Compliance are honest empty in API mode (not seed). Reload snapshot anytime from Settings.</w:t>
             </w:r>
           </w:p>
         </w:tc>
@@ -14785,7 +14779,7 @@
           </w:tcPr>
           <w:p>
             <w:r>
-              <w:t>16 Oct evening-2: wallets/recharges/spend (WALLET OUT) from snapshot when API on; method catalog still illustrative.</w:t>
+              <w:t>Code 18 Oct 2026: wallets/recharges/WALLET OUT from finance snapshot in API mode; gateway method catalog remains stub until provider keys. How to test (Account Head, Finance API on): 1) Login as Account Head. 2) Settings → Import enrolled students (needs Admin/PRM enrolled students via GET /students). 3) Settings → Bootstrap campus fee ledger (creates UNPAID installments; button disabled until finance students &gt; 0). 4) Fees Management → Fee Structure shows live quick stats + structure table from snapshot (empty until bootstrap/define). 5) Fee Collection → search student → collect payment → receipt lands on Dashboard/Collections. 6) Collections Overview/Timeline/Cash-flow use posted snapshot transactions (no 2023-24 demo series). 7) Approvals Pending cards use finance.approvals. 8) Transport Maintenance/Compliance are honest empty in API mode (not seed). Reload snapshot anytime from Settings.</w:t>
             </w:r>
           </w:p>
         </w:tc>
@@ -14823,7 +14817,7 @@
           </w:tcPr>
           <w:p>
             <w:r>
-              <w:t>16 Oct evening-2: fleet/claims/payroll vouchers from snapshot; maintenance/compliance still DEMO banners; seed payroll hidden in API mode.</w:t>
+              <w:t>Code 18 Oct 2026: fleet/claims from snapshot; Maintenance &amp; Compliance hide seed tables in API mode (honest empty until ops transport compliance API). Staff payroll seed hidden in API mode. How to test (Account Head, Finance API on): 1) Login as Account Head. 2) Settings → Import enrolled students (needs Admin/PRM enrolled students via GET /students). 3) Settings → Bootstrap campus fee ledger (creates UNPAID installments; button disabled until finance students &gt; 0). 4) Fees Management → Fee Structure shows live quick stats + structure table from snapshot (empty until bootstrap/define). 5) Fee Collection → search student → collect payment → receipt lands on Dashboard/Collections. 6) Collections Overview/Timeline/Cash-flow use posted snapshot transactions (no 2023-24 demo series). 7) Approvals Pending cards use finance.approvals. 8) Transport Maintenance/Compliance are honest empty in API mode (not seed). Reload snapshot anytime from Settings.</w:t>
             </w:r>
           </w:p>
         </w:tc>
@@ -14861,7 +14855,7 @@
           </w:tcPr>
           <w:p>
             <w:r>
-              <w:t>16 Oct evening: Day Book = finance.dayBookEntries only when API on (no static DAY_BOOK_REGISTER merge).</w:t>
+              <w:t>Day Book = finance.dayBookEntries only when API on. How to test (Account Head, Finance API on): 1) Login as Account Head. 2) Settings → Import enrolled students (needs Admin/PRM enrolled students via GET /students). 3) Settings → Bootstrap campus fee ledger (creates UNPAID installments; button disabled until finance students &gt; 0). 4) Fees Management → Fee Structure shows live quick stats + structure table from snapshot (empty until bootstrap/define). 5) Fee Collection → search student → collect payment → receipt lands on Dashboard/Collections. 6) Collections Overview/Timeline/Cash-flow use posted snapshot transactions (no 2023-24 demo series). 7) Approvals Pending cards use finance.approvals. 8) Transport Maintenance/Compliance are honest empty in API mode (not seed). Reload snapshot anytime from Settings.</w:t>
             </w:r>
           </w:p>
         </w:tc>
@@ -14899,7 +14893,7 @@
           </w:tcPr>
           <w:p>
             <w:r>
-              <w:t>16 Oct evening: Online Book = finance.onlineBookEntries only when API on.</w:t>
+              <w:t>Online Book = finance.onlineBookEntries only when API on. How to test (Account Head, Finance API on): 1) Login as Account Head. 2) Settings → Import enrolled students (needs Admin/PRM enrolled students via GET /students). 3) Settings → Bootstrap campus fee ledger (creates UNPAID installments; button disabled until finance students &gt; 0). 4) Fees Management → Fee Structure shows live quick stats + structure table from snapshot (empty until bootstrap/define). 5) Fee Collection → search student → collect payment → receipt lands on Dashboard/Collections. 6) Collections Overview/Timeline/Cash-flow use posted snapshot transactions (no 2023-24 demo series). 7) Approvals Pending cards use finance.approvals. 8) Transport Maintenance/Compliance are honest empty in API mode (not seed). Reload snapshot anytime from Settings.</w:t>
             </w:r>
           </w:p>
         </w:tc>
@@ -14937,7 +14931,7 @@
           </w:tcPr>
           <w:p>
             <w:r>
-              <w:t>16 Oct evening: GL = finance.glEntries only when API on.</w:t>
+              <w:t>GL = finance.glEntries only when API on. How to test (Account Head, Finance API on): 1) Login as Account Head. 2) Settings → Import enrolled students (needs Admin/PRM enrolled students via GET /students). 3) Settings → Bootstrap campus fee ledger (creates UNPAID installments; button disabled until finance students &gt; 0). 4) Fees Management → Fee Structure shows live quick stats + structure table from snapshot (empty until bootstrap/define). 5) Fee Collection → search student → collect payment → receipt lands on Dashboard/Collections. 6) Collections Overview/Timeline/Cash-flow use posted snapshot transactions (no 2023-24 demo series). 7) Approvals Pending cards use finance.approvals. 8) Transport Maintenance/Compliance are honest empty in API mode (not seed). Reload snapshot anytime from Settings.</w:t>
             </w:r>
           </w:p>
         </w:tc>
@@ -14975,7 +14969,7 @@
           </w:tcPr>
           <w:p>
             <w:r>
-              <w:t>16 Oct evening: Cash Book = finance.cashBookEntries only when API on.</w:t>
+              <w:t>Cash Book = finance.cashBookEntries only when API on. How to test (Account Head, Finance API on): 1) Login as Account Head. 2) Settings → Import enrolled students (needs Admin/PRM enrolled students via GET /students). 3) Settings → Bootstrap campus fee ledger (creates UNPAID installments; button disabled until finance students &gt; 0). 4) Fees Management → Fee Structure shows live quick stats + structure table from snapshot (empty until bootstrap/define). 5) Fee Collection → search student → collect payment → receipt lands on Dashboard/Collections. 6) Collections Overview/Timeline/Cash-flow use posted snapshot transactions (no 2023-24 demo series). 7) Approvals Pending cards use finance.approvals. 8) Transport Maintenance/Compliance are honest empty in API mode (not seed). Reload snapshot anytime from Settings.</w:t>
             </w:r>
           </w:p>
         </w:tc>
@@ -15013,7 +15007,7 @@
           </w:tcPr>
           <w:p>
             <w:r>
-              <w:t>16 Oct evening: Bank Book = finance.bankBookEntries only when API on.</w:t>
+              <w:t>Bank Book = finance.bankBookEntries only when API on. How to test (Account Head, Finance API on): 1) Login as Account Head. 2) Settings → Import enrolled students (needs Admin/PRM enrolled students via GET /students). 3) Settings → Bootstrap campus fee ledger (creates UNPAID installments; button disabled until finance students &gt; 0). 4) Fees Management → Fee Structure shows live quick stats + structure table from snapshot (empty until bootstrap/define). 5) Fee Collection → search student → collect payment → receipt lands on Dashboard/Collections. 6) Collections Overview/Timeline/Cash-flow use posted snapshot transactions (no 2023-24 demo series). 7) Approvals Pending cards use finance.approvals. 8) Transport Maintenance/Compliance are honest empty in API mode (not seed). Reload snapshot anytime from Settings.</w:t>
             </w:r>
           </w:p>
         </w:tc>
@@ -15051,7 +15045,7 @@
           </w:tcPr>
           <w:p>
             <w:r>
-              <w:t>16 Oct late: chartOfAccounts on finance snapshot; balances derived from posted GL (no invented seed balances).</w:t>
+              <w:t>chartOfAccounts on finance snapshot; balances from posted books. How to test (Account Head, Finance API on): 1) Login as Account Head. 2) Settings → Import enrolled students (needs Admin/PRM enrolled students via GET /students). 3) Settings → Bootstrap campus fee ledger (creates UNPAID installments; button disabled until finance students &gt; 0). 4) Fees Management → Fee Structure shows live quick stats + structure table from snapshot (empty until bootstrap/define). 5) Fee Collection → search student → collect payment → receipt lands on Dashboard/Collections. 6) Collections Overview/Timeline/Cash-flow use posted snapshot transactions (no 2023-24 demo series). 7) Approvals Pending cards use finance.approvals. 8) Transport Maintenance/Compliance are honest empty in API mode (not seed). Reload snapshot anytime from Settings.</w:t>
             </w:r>
           </w:p>
         </w:tc>
@@ -15089,7 +15083,7 @@
           </w:tcPr>
           <w:p>
             <w:r>
-              <w:t>16 Oct late: journalVouchers persist on finance snapshot; API mode shows campus register only.</w:t>
+              <w:t>journalVouchers persist on finance snapshot. How to test (Account Head, Finance API on): 1) Login as Account Head. 2) Settings → Import enrolled students (needs Admin/PRM enrolled students via GET /students). 3) Settings → Bootstrap campus fee ledger (creates UNPAID installments; button disabled until finance students &gt; 0). 4) Fees Management → Fee Structure shows live quick stats + structure table from snapshot (empty until bootstrap/define). 5) Fee Collection → search student → collect payment → receipt lands on Dashboard/Collections. 6) Collections Overview/Timeline/Cash-flow use posted snapshot transactions (no 2023-24 demo series). 7) Approvals Pending cards use finance.approvals. 8) Transport Maintenance/Compliance are honest empty in API mode (not seed). Reload snapshot anytime from Settings.</w:t>
             </w:r>
           </w:p>
         </w:tc>
@@ -15127,7 +15121,7 @@
           </w:tcPr>
           <w:p>
             <w:r>
-              <w:t>16 Oct late: reconciliationItems on snapshot; empty falls back to bank-book-derived pending rows (not static seed).</w:t>
+              <w:t>reconciliationItems on snapshot; empty falls back to bank-book-derived pending rows. How to test (Account Head, Finance API on): 1) Login as Account Head. 2) Settings → Import enrolled students (needs Admin/PRM enrolled students via GET /students). 3) Settings → Bootstrap campus fee ledger (creates UNPAID installments; button disabled until finance students &gt; 0). 4) Fees Management → Fee Structure shows live quick stats + structure table from snapshot (empty until bootstrap/define). 5) Fee Collection → search student → collect payment → receipt lands on Dashboard/Collections. 6) Collections Overview/Timeline/Cash-flow use posted snapshot transactions (no 2023-24 demo series). 7) Approvals Pending cards use finance.approvals. 8) Transport Maintenance/Compliance are honest empty in API mode (not seed). Reload snapshot anytime from Settings.</w:t>
             </w:r>
           </w:p>
         </w:tc>
@@ -15165,7 +15159,7 @@
           </w:tcPr>
           <w:p>
             <w:r>
-              <w:t>16 Oct late: Trial Balance / P&amp;L / BS / Cash Flow derived from GL + cash/bank books when Finance API on.</w:t>
+              <w:t>Trial Balance / P&amp;L / BS / Cash Flow derived from GL + books when Finance API on. How to test (Account Head, Finance API on): 1) Login as Account Head. 2) Settings → Import enrolled students (needs Admin/PRM enrolled students via GET /students). 3) Settings → Bootstrap campus fee ledger (creates UNPAID installments; button disabled until finance students &gt; 0). 4) Fees Management → Fee Structure shows live quick stats + structure table from snapshot (empty until bootstrap/define). 5) Fee Collection → search student → collect payment → receipt lands on Dashboard/Collections. 6) Collections Overview/Timeline/Cash-flow use posted snapshot transactions (no 2023-24 demo series). 7) Approvals Pending cards use finance.approvals. 8) Transport Maintenance/Compliance are honest empty in API mode (not seed). Reload snapshot anytime from Settings.</w:t>
             </w:r>
           </w:p>
         </w:tc>
@@ -15203,7 +15197,7 @@
           </w:tcPr>
           <w:p>
             <w:r>
-              <w:t>16 Oct 2026: pending list + summary cards from finance snapshot approvals (not hardcoded 16/62).</w:t>
+              <w:t>Code 18 Oct 2026: pending/approved/rejected summary from finance.approvals snapshot (not hardcoded 16/62). How to test (Account Head, Finance API on): 1) Login as Account Head. 2) Settings → Import enrolled students (needs Admin/PRM enrolled students via GET /students). 3) Settings → Bootstrap campus fee ledger (creates UNPAID installments; button disabled until finance students &gt; 0). 4) Fees Management → Fee Structure shows live quick stats + structure table from snapshot (empty until bootstrap/define). 5) Fee Collection → search student → collect payment → receipt lands on Dashboard/Collections. 6) Collections Overview/Timeline/Cash-flow use posted snapshot transactions (no 2023-24 demo series). 7) Approvals Pending cards use finance.approvals. 8) Transport Maintenance/Compliance are honest empty in API mode (not seed). Reload snapshot anytime from Settings.</w:t>
             </w:r>
           </w:p>
         </w:tc>
@@ -15241,7 +15235,7 @@
           </w:tcPr>
           <w:p>
             <w:r>
-              <w:t>16 Oct late: Financial Overview + Income breakdown from posted snapshot transactions / fee KPIs.</w:t>
+              <w:t>Code 18 Oct 2026: finance snapshot metrics where wired; remaining projection panels stay demoDomain. How to test (Account Head, Finance API on): 1) Login as Account Head. 2) Settings → Import enrolled students (needs Admin/PRM enrolled students via GET /students). 3) Settings → Bootstrap campus fee ledger (creates UNPAID installments; button disabled until finance students &gt; 0). 4) Fees Management → Fee Structure shows live quick stats + structure table from snapshot (empty until bootstrap/define). 5) Fee Collection → search student → collect payment → receipt lands on Dashboard/Collections. 6) Collections Overview/Timeline/Cash-flow use posted snapshot transactions (no 2023-24 demo series). 7) Approvals Pending cards use finance.approvals. 8) Transport Maintenance/Compliance are honest empty in API mode (not seed). Reload snapshot anytime from Settings.</w:t>
             </w:r>
           </w:p>
         </w:tc>
@@ -15328,7 +15322,7 @@
           </w:tcPr>
           <w:p>
             <w:r>
-              <w:t>16 Oct 2026: Bootstrap campus fee ledger + reload snapshot from API on General tab.</w:t>
+              <w:t>Code 18 Oct 2026: Import enrolled students + Bootstrap campus fee ledger + Reload snapshot + Apply HR concessions. How to test (Account Head, Finance API on): 1) Login as Account Head. 2) Settings → Import enrolled students (needs Admin/PRM enrolled students via GET /students). 3) Settings → Bootstrap campus fee ledger (creates UNPAID installments; button disabled until finance students &gt; 0). 4) Fees Management → Fee Structure shows live quick stats + structure table from snapshot (empty until bootstrap/define). 5) Fee Collection → search student → collect payment → receipt lands on Dashboard/Collections. 6) Collections Overview/Timeline/Cash-flow use posted snapshot transactions (no 2023-24 demo series). 7) Approvals Pending cards use finance.approvals. 8) Transport Maintenance/Compliance are honest empty in API mode (not seed). Reload snapshot anytime from Settings.</w:t>
             </w:r>
           </w:p>
         </w:tc>
@@ -15366,7 +15360,7 @@
           </w:tcPr>
           <w:p>
             <w:r>
-              <w:t>16 Oct evening-2: vouchers list = finance transactions; FinanceSnapshotBanner; no second txn created.</w:t>
+              <w:t>Payment vouchers use finance snapshot / voucher flows when API on. How to test (Account Head, Finance API on): 1) Login as Account Head. 2) Settings → Import enrolled students (needs Admin/PRM enrolled students via GET /students). 3) Settings → Bootstrap campus fee ledger (creates UNPAID installments; button disabled until finance students &gt; 0). 4) Fees Management → Fee Structure shows live quick stats + structure table from snapshot (empty until bootstrap/define). 5) Fee Collection → search student → collect payment → receipt lands on Dashboard/Collections. 6) Collections Overview/Timeline/Cash-flow use posted snapshot transactions (no 2023-24 demo series). 7) Approvals Pending cards use finance.approvals. 8) Transport Maintenance/Compliance are honest empty in API mode (not seed). Reload snapshot anytime from Settings.</w:t>
             </w:r>
           </w:p>
         </w:tc>
